--- a/docs/commercial/loop-pass-b2b/word/11-AVENANT-REPRISE-SOCIETE.docx
+++ b/docs/commercial/loop-pass-b2b/word/11-AVENANT-REPRISE-SOCIETE.docx
@@ -101,10 +101,19 @@
         <w:rPr>
           <w:b/>
         </w:rPr>
-        <w:t>[RAISON SOCIALE]</w:t>
+        <w:t>AELY</w:t>
       </w:r>
       <w:r>
-        <w:t xml:space="preserve">, [forme], RCCM n° </w:t>
+        <w:t xml:space="preserve"> (ou </w:t>
+      </w:r>
+      <w:r>
+        <w:rPr>
+          <w:b/>
+        </w:rPr>
+        <w:t>[dénomination sociale immatriculée]</w:t>
+      </w:r>
+      <w:r>
+        <w:t xml:space="preserve">), [forme], RCCM n° </w:t>
       </w:r>
       <w:r>
         <w:rPr>
@@ -136,7 +145,7 @@
         <w:rPr>
           <w:b/>
         </w:rPr>
-        <w:t>[ADRESSE]</w:t>
+        <w:t>[ADRESSE — ex. Dixinn, Conakry]</w:t>
       </w:r>
       <w:r>
         <w:t>,</w:t>
